--- a/klagomål/A 53023-2019 FSC-klagomål.docx
+++ b/klagomål/A 53023-2019 FSC-klagomål.docx
@@ -651,7 +651,7 @@
     <w:r>
       <w:tab/>
       <w:tab/>
-      <w:t>2025-03-17</w:t>
+      <w:t>2025-03-18</w:t>
       <w:br/>
       <w:br/>
     </w:r>

--- a/klagomål/A 53023-2019 FSC-klagomål.docx
+++ b/klagomål/A 53023-2019 FSC-klagomål.docx
@@ -651,7 +651,7 @@
     <w:r>
       <w:tab/>
       <w:tab/>
-      <w:t>2025-03-18</w:t>
+      <w:t>2025-03-19</w:t>
       <w:br/>
       <w:br/>
     </w:r>

--- a/klagomål/A 53023-2019 FSC-klagomål.docx
+++ b/klagomål/A 53023-2019 FSC-klagomål.docx
@@ -651,7 +651,7 @@
     <w:r>
       <w:tab/>
       <w:tab/>
-      <w:t>2025-03-19</w:t>
+      <w:t>2025-03-20</w:t>
       <w:br/>
       <w:br/>
     </w:r>

--- a/klagomål/A 53023-2019 FSC-klagomål.docx
+++ b/klagomål/A 53023-2019 FSC-klagomål.docx
@@ -651,7 +651,7 @@
     <w:r>
       <w:tab/>
       <w:tab/>
-      <w:t>2025-03-20</w:t>
+      <w:t>2025-03-21</w:t>
       <w:br/>
       <w:br/>
     </w:r>

--- a/klagomål/A 53023-2019 FSC-klagomål.docx
+++ b/klagomål/A 53023-2019 FSC-klagomål.docx
@@ -651,7 +651,7 @@
     <w:r>
       <w:tab/>
       <w:tab/>
-      <w:t>2025-03-21</w:t>
+      <w:t>2025-03-22</w:t>
       <w:br/>
       <w:br/>
     </w:r>

--- a/klagomål/A 53023-2019 FSC-klagomål.docx
+++ b/klagomål/A 53023-2019 FSC-klagomål.docx
@@ -651,7 +651,7 @@
     <w:r>
       <w:tab/>
       <w:tab/>
-      <w:t>2025-03-22</w:t>
+      <w:t>2025-03-23</w:t>
       <w:br/>
       <w:br/>
     </w:r>

--- a/klagomål/A 53023-2019 FSC-klagomål.docx
+++ b/klagomål/A 53023-2019 FSC-klagomål.docx
@@ -651,7 +651,7 @@
     <w:r>
       <w:tab/>
       <w:tab/>
-      <w:t>2025-03-23</w:t>
+      <w:t>2025-03-24</w:t>
       <w:br/>
       <w:br/>
     </w:r>

--- a/klagomål/A 53023-2019 FSC-klagomål.docx
+++ b/klagomål/A 53023-2019 FSC-klagomål.docx
@@ -651,7 +651,7 @@
     <w:r>
       <w:tab/>
       <w:tab/>
-      <w:t>2025-03-24</w:t>
+      <w:t>2025-03-25</w:t>
       <w:br/>
       <w:br/>
     </w:r>

--- a/klagomål/A 53023-2019 FSC-klagomål.docx
+++ b/klagomål/A 53023-2019 FSC-klagomål.docx
@@ -651,7 +651,7 @@
     <w:r>
       <w:tab/>
       <w:tab/>
-      <w:t>2025-03-25</w:t>
+      <w:t>2025-03-26</w:t>
       <w:br/>
       <w:br/>
     </w:r>

--- a/klagomål/A 53023-2019 FSC-klagomål.docx
+++ b/klagomål/A 53023-2019 FSC-klagomål.docx
@@ -651,7 +651,7 @@
     <w:r>
       <w:tab/>
       <w:tab/>
-      <w:t>2025-03-26</w:t>
+      <w:t>2025-03-27</w:t>
       <w:br/>
       <w:br/>
     </w:r>

--- a/klagomål/A 53023-2019 FSC-klagomål.docx
+++ b/klagomål/A 53023-2019 FSC-klagomål.docx
@@ -651,7 +651,7 @@
     <w:r>
       <w:tab/>
       <w:tab/>
-      <w:t>2025-03-27</w:t>
+      <w:t>2025-03-28</w:t>
       <w:br/>
       <w:br/>
     </w:r>

--- a/klagomål/A 53023-2019 FSC-klagomål.docx
+++ b/klagomål/A 53023-2019 FSC-klagomål.docx
@@ -651,7 +651,7 @@
     <w:r>
       <w:tab/>
       <w:tab/>
-      <w:t>2025-03-28</w:t>
+      <w:t>2025-03-29</w:t>
       <w:br/>
       <w:br/>
     </w:r>

--- a/klagomål/A 53023-2019 FSC-klagomål.docx
+++ b/klagomål/A 53023-2019 FSC-klagomål.docx
@@ -651,7 +651,7 @@
     <w:r>
       <w:tab/>
       <w:tab/>
-      <w:t>2025-04-02</w:t>
+      <w:t>2025-04-03</w:t>
       <w:br/>
       <w:br/>
     </w:r>

--- a/klagomål/A 53023-2019 FSC-klagomål.docx
+++ b/klagomål/A 53023-2019 FSC-klagomål.docx
@@ -651,7 +651,7 @@
     <w:r>
       <w:tab/>
       <w:tab/>
-      <w:t>2025-04-03</w:t>
+      <w:t>2025-04-05</w:t>
       <w:br/>
       <w:br/>
     </w:r>

--- a/klagomål/A 53023-2019 FSC-klagomål.docx
+++ b/klagomål/A 53023-2019 FSC-klagomål.docx
@@ -651,7 +651,7 @@
     <w:r>
       <w:tab/>
       <w:tab/>
-      <w:t>2025-04-05</w:t>
+      <w:t>2025-04-06</w:t>
       <w:br/>
       <w:br/>
     </w:r>

--- a/klagomål/A 53023-2019 FSC-klagomål.docx
+++ b/klagomål/A 53023-2019 FSC-klagomål.docx
@@ -651,7 +651,7 @@
     <w:r>
       <w:tab/>
       <w:tab/>
-      <w:t>2025-04-06</w:t>
+      <w:t>2025-04-07</w:t>
       <w:br/>
       <w:br/>
     </w:r>

--- a/klagomål/A 53023-2019 FSC-klagomål.docx
+++ b/klagomål/A 53023-2019 FSC-klagomål.docx
@@ -651,7 +651,7 @@
     <w:r>
       <w:tab/>
       <w:tab/>
-      <w:t>2025-04-07</w:t>
+      <w:t>2025-04-08</w:t>
       <w:br/>
       <w:br/>
     </w:r>

--- a/klagomål/A 53023-2019 FSC-klagomål.docx
+++ b/klagomål/A 53023-2019 FSC-klagomål.docx
@@ -651,7 +651,7 @@
     <w:r>
       <w:tab/>
       <w:tab/>
-      <w:t>2025-04-08</w:t>
+      <w:t>2025-04-09</w:t>
       <w:br/>
       <w:br/>
     </w:r>

--- a/klagomål/A 53023-2019 FSC-klagomål.docx
+++ b/klagomål/A 53023-2019 FSC-klagomål.docx
@@ -244,6 +244,17 @@
       </w:pPr>
       <w:r>
         <w:t>Figur 1. Fyndplatser för naturvårdsarter i det avverkningsanmälda området (röd linje). Markörer utan svart kant är placerade på fyndplatsen. Markörer med svart kant är placerade vid sidan av fyndplatsen och har ett svart streck som visar fyndplatsens exakta position. Kartans mittpunktskoordinat är N 7013716, E 478465 i SWEREF 99 TM.</w:t>
+      </w:r>
+    </w:p>
+    <w:p>
+      <w:r>
+        <w:rPr>
+          <w:b/>
+        </w:rPr>
+        <w:t xml:space="preserve">Tallticka (NT) </w:t>
+      </w:r>
+      <w:r>
+        <w:t>uppträder först på tallar som är 100–150 år gamla men är vanligast på träd som är runt 150–200 år eller äldre. I skogslandskapet är den främst knuten till tallnaturskogar och restbiotoper med biologiskt gamla träd och signalerar vanligtvis skyddsvärda tallbestånd med höga naturvärden (SLU Artdatabanken, 2023; Nitare &amp; Skogsstyrelsen, 2019).</w:t>
       </w:r>
     </w:p>
     <w:p>
@@ -651,7 +662,7 @@
     <w:r>
       <w:tab/>
       <w:tab/>
-      <w:t>2025-04-09</w:t>
+      <w:t>2025-04-10</w:t>
       <w:br/>
       <w:br/>
     </w:r>

--- a/klagomål/A 53023-2019 FSC-klagomål.docx
+++ b/klagomål/A 53023-2019 FSC-klagomål.docx
@@ -662,7 +662,7 @@
     <w:r>
       <w:tab/>
       <w:tab/>
-      <w:t>2025-04-10</w:t>
+      <w:t>2025-04-11</w:t>
       <w:br/>
       <w:br/>
     </w:r>

--- a/klagomål/A 53023-2019 FSC-klagomål.docx
+++ b/klagomål/A 53023-2019 FSC-klagomål.docx
@@ -662,7 +662,7 @@
     <w:r>
       <w:tab/>
       <w:tab/>
-      <w:t>2025-04-11</w:t>
+      <w:t>2025-04-12</w:t>
       <w:br/>
       <w:br/>
     </w:r>

--- a/klagomål/A 53023-2019 FSC-klagomål.docx
+++ b/klagomål/A 53023-2019 FSC-klagomål.docx
@@ -662,7 +662,7 @@
     <w:r>
       <w:tab/>
       <w:tab/>
-      <w:t>2025-04-12</w:t>
+      <w:t>2025-04-13</w:t>
       <w:br/>
       <w:br/>
     </w:r>

--- a/klagomål/A 53023-2019 FSC-klagomål.docx
+++ b/klagomål/A 53023-2019 FSC-klagomål.docx
@@ -662,7 +662,7 @@
     <w:r>
       <w:tab/>
       <w:tab/>
-      <w:t>2025-04-13</w:t>
+      <w:t>2025-04-14</w:t>
       <w:br/>
       <w:br/>
     </w:r>

--- a/klagomål/A 53023-2019 FSC-klagomål.docx
+++ b/klagomål/A 53023-2019 FSC-klagomål.docx
@@ -662,7 +662,7 @@
     <w:r>
       <w:tab/>
       <w:tab/>
-      <w:t>2025-04-14</w:t>
+      <w:t>2025-04-15</w:t>
       <w:br/>
       <w:br/>
     </w:r>

--- a/klagomål/A 53023-2019 FSC-klagomål.docx
+++ b/klagomål/A 53023-2019 FSC-klagomål.docx
@@ -662,7 +662,7 @@
     <w:r>
       <w:tab/>
       <w:tab/>
-      <w:t>2025-04-15</w:t>
+      <w:t>2025-04-16</w:t>
       <w:br/>
       <w:br/>
     </w:r>

--- a/klagomål/A 53023-2019 FSC-klagomål.docx
+++ b/klagomål/A 53023-2019 FSC-klagomål.docx
@@ -662,7 +662,7 @@
     <w:r>
       <w:tab/>
       <w:tab/>
-      <w:t>2025-04-16</w:t>
+      <w:t>2025-04-17</w:t>
       <w:br/>
       <w:br/>
     </w:r>

--- a/klagomål/A 53023-2019 FSC-klagomål.docx
+++ b/klagomål/A 53023-2019 FSC-klagomål.docx
@@ -662,7 +662,7 @@
     <w:r>
       <w:tab/>
       <w:tab/>
-      <w:t>2025-04-17</w:t>
+      <w:t>2025-04-18</w:t>
       <w:br/>
       <w:br/>
     </w:r>

--- a/klagomål/A 53023-2019 FSC-klagomål.docx
+++ b/klagomål/A 53023-2019 FSC-klagomål.docx
@@ -662,7 +662,7 @@
     <w:r>
       <w:tab/>
       <w:tab/>
-      <w:t>2025-04-18</w:t>
+      <w:t>2025-04-19</w:t>
       <w:br/>
       <w:br/>
     </w:r>

--- a/klagomål/A 53023-2019 FSC-klagomål.docx
+++ b/klagomål/A 53023-2019 FSC-klagomål.docx
@@ -673,7 +673,7 @@
     <w:r>
       <w:tab/>
       <w:tab/>
-      <w:t>2025-05-03</w:t>
+      <w:t>2025-05-04</w:t>
       <w:br/>
       <w:br/>
     </w:r>

--- a/klagomål/A 53023-2019 FSC-klagomål.docx
+++ b/klagomål/A 53023-2019 FSC-klagomål.docx
@@ -673,7 +673,7 @@
     <w:r>
       <w:tab/>
       <w:tab/>
-      <w:t>2025-05-04</w:t>
+      <w:t>2025-05-06</w:t>
       <w:br/>
       <w:br/>
     </w:r>

--- a/klagomål/A 53023-2019 FSC-klagomål.docx
+++ b/klagomål/A 53023-2019 FSC-klagomål.docx
@@ -673,7 +673,7 @@
     <w:r>
       <w:tab/>
       <w:tab/>
-      <w:t>2025-05-06</w:t>
+      <w:t>2025-05-07</w:t>
       <w:br/>
       <w:br/>
     </w:r>

--- a/klagomål/A 53023-2019 FSC-klagomål.docx
+++ b/klagomål/A 53023-2019 FSC-klagomål.docx
@@ -673,7 +673,7 @@
     <w:r>
       <w:tab/>
       <w:tab/>
-      <w:t>2025-05-07</w:t>
+      <w:t>2025-05-08</w:t>
       <w:br/>
       <w:br/>
     </w:r>

--- a/klagomål/A 53023-2019 FSC-klagomål.docx
+++ b/klagomål/A 53023-2019 FSC-klagomål.docx
@@ -673,7 +673,7 @@
     <w:r>
       <w:tab/>
       <w:tab/>
-      <w:t>2025-05-08</w:t>
+      <w:t>2025-05-09</w:t>
       <w:br/>
       <w:br/>
     </w:r>

--- a/klagomål/A 53023-2019 FSC-klagomål.docx
+++ b/klagomål/A 53023-2019 FSC-klagomål.docx
@@ -673,7 +673,7 @@
     <w:r>
       <w:tab/>
       <w:tab/>
-      <w:t>2025-05-09</w:t>
+      <w:t>2025-05-10</w:t>
       <w:br/>
       <w:br/>
     </w:r>

--- a/klagomål/A 53023-2019 FSC-klagomål.docx
+++ b/klagomål/A 53023-2019 FSC-klagomål.docx
@@ -673,7 +673,7 @@
     <w:r>
       <w:tab/>
       <w:tab/>
-      <w:t>2025-05-10</w:t>
+      <w:t>2025-05-11</w:t>
       <w:br/>
       <w:br/>
     </w:r>

--- a/klagomål/A 53023-2019 FSC-klagomål.docx
+++ b/klagomål/A 53023-2019 FSC-klagomål.docx
@@ -673,7 +673,7 @@
     <w:r>
       <w:tab/>
       <w:tab/>
-      <w:t>2025-05-11</w:t>
+      <w:t>2025-05-12</w:t>
       <w:br/>
       <w:br/>
     </w:r>

--- a/klagomål/A 53023-2019 FSC-klagomål.docx
+++ b/klagomål/A 53023-2019 FSC-klagomål.docx
@@ -673,7 +673,7 @@
     <w:r>
       <w:tab/>
       <w:tab/>
-      <w:t>2025-05-12</w:t>
+      <w:t>2025-05-13</w:t>
       <w:br/>
       <w:br/>
     </w:r>

--- a/klagomål/A 53023-2019 FSC-klagomål.docx
+++ b/klagomål/A 53023-2019 FSC-klagomål.docx
@@ -673,7 +673,7 @@
     <w:r>
       <w:tab/>
       <w:tab/>
-      <w:t>2025-05-13</w:t>
+      <w:t>2025-05-14</w:t>
       <w:br/>
       <w:br/>
     </w:r>

--- a/klagomål/A 53023-2019 FSC-klagomål.docx
+++ b/klagomål/A 53023-2019 FSC-klagomål.docx
@@ -673,7 +673,7 @@
     <w:r>
       <w:tab/>
       <w:tab/>
-      <w:t>2025-05-14</w:t>
+      <w:t>2025-05-15</w:t>
       <w:br/>
       <w:br/>
     </w:r>

--- a/klagomål/A 53023-2019 FSC-klagomål.docx
+++ b/klagomål/A 53023-2019 FSC-klagomål.docx
@@ -673,7 +673,7 @@
     <w:r>
       <w:tab/>
       <w:tab/>
-      <w:t>2025-05-15</w:t>
+      <w:t>2025-05-16</w:t>
       <w:br/>
       <w:br/>
     </w:r>

--- a/klagomål/A 53023-2019 FSC-klagomål.docx
+++ b/klagomål/A 53023-2019 FSC-klagomål.docx
@@ -673,7 +673,7 @@
     <w:r>
       <w:tab/>
       <w:tab/>
-      <w:t>2025-05-16</w:t>
+      <w:t>2025-05-17</w:t>
       <w:br/>
       <w:br/>
     </w:r>

--- a/klagomål/A 53023-2019 FSC-klagomål.docx
+++ b/klagomål/A 53023-2019 FSC-klagomål.docx
@@ -673,7 +673,7 @@
     <w:r>
       <w:tab/>
       <w:tab/>
-      <w:t>2025-05-17</w:t>
+      <w:t>2025-05-18</w:t>
       <w:br/>
       <w:br/>
     </w:r>

--- a/klagomål/A 53023-2019 FSC-klagomål.docx
+++ b/klagomål/A 53023-2019 FSC-klagomål.docx
@@ -673,7 +673,7 @@
     <w:r>
       <w:tab/>
       <w:tab/>
-      <w:t>2025-05-18</w:t>
+      <w:t>2025-05-19</w:t>
       <w:br/>
       <w:br/>
     </w:r>

--- a/klagomål/A 53023-2019 FSC-klagomål.docx
+++ b/klagomål/A 53023-2019 FSC-klagomål.docx
@@ -673,7 +673,7 @@
     <w:r>
       <w:tab/>
       <w:tab/>
-      <w:t>2025-05-19</w:t>
+      <w:t>2025-05-20</w:t>
       <w:br/>
       <w:br/>
     </w:r>

--- a/klagomål/A 53023-2019 FSC-klagomål.docx
+++ b/klagomål/A 53023-2019 FSC-klagomål.docx
@@ -673,7 +673,7 @@
     <w:r>
       <w:tab/>
       <w:tab/>
-      <w:t>2025-05-20</w:t>
+      <w:t>2025-05-21</w:t>
       <w:br/>
       <w:br/>
     </w:r>

--- a/klagomål/A 53023-2019 FSC-klagomål.docx
+++ b/klagomål/A 53023-2019 FSC-klagomål.docx
@@ -673,7 +673,7 @@
     <w:r>
       <w:tab/>
       <w:tab/>
-      <w:t>2025-05-21</w:t>
+      <w:t>2025-05-22</w:t>
       <w:br/>
       <w:br/>
     </w:r>

--- a/klagomål/A 53023-2019 FSC-klagomål.docx
+++ b/klagomål/A 53023-2019 FSC-klagomål.docx
@@ -673,7 +673,7 @@
     <w:r>
       <w:tab/>
       <w:tab/>
-      <w:t>2025-05-22</w:t>
+      <w:t>2025-05-23</w:t>
       <w:br/>
       <w:br/>
     </w:r>

--- a/klagomål/A 53023-2019 FSC-klagomål.docx
+++ b/klagomål/A 53023-2019 FSC-klagomål.docx
@@ -673,7 +673,7 @@
     <w:r>
       <w:tab/>
       <w:tab/>
-      <w:t>2025-05-23</w:t>
+      <w:t>2025-05-24</w:t>
       <w:br/>
       <w:br/>
     </w:r>

--- a/klagomål/A 53023-2019 FSC-klagomål.docx
+++ b/klagomål/A 53023-2019 FSC-klagomål.docx
@@ -673,7 +673,7 @@
     <w:r>
       <w:tab/>
       <w:tab/>
-      <w:t>2025-05-24</w:t>
+      <w:t>2025-05-25</w:t>
       <w:br/>
       <w:br/>
     </w:r>

--- a/klagomål/A 53023-2019 FSC-klagomål.docx
+++ b/klagomål/A 53023-2019 FSC-klagomål.docx
@@ -673,7 +673,7 @@
     <w:r>
       <w:tab/>
       <w:tab/>
-      <w:t>2025-05-25</w:t>
+      <w:t>2025-05-26</w:t>
       <w:br/>
       <w:br/>
     </w:r>

--- a/klagomål/A 53023-2019 FSC-klagomål.docx
+++ b/klagomål/A 53023-2019 FSC-klagomål.docx
@@ -673,7 +673,7 @@
     <w:r>
       <w:tab/>
       <w:tab/>
-      <w:t>2025-05-26</w:t>
+      <w:t>2025-05-27</w:t>
       <w:br/>
       <w:br/>
     </w:r>

--- a/klagomål/A 53023-2019 FSC-klagomål.docx
+++ b/klagomål/A 53023-2019 FSC-klagomål.docx
@@ -673,7 +673,7 @@
     <w:r>
       <w:tab/>
       <w:tab/>
-      <w:t>2025-05-27</w:t>
+      <w:t>2025-05-30</w:t>
       <w:br/>
       <w:br/>
     </w:r>

--- a/klagomål/A 53023-2019 FSC-klagomål.docx
+++ b/klagomål/A 53023-2019 FSC-klagomål.docx
@@ -673,7 +673,7 @@
     <w:r>
       <w:tab/>
       <w:tab/>
-      <w:t>2025-05-30</w:t>
+      <w:t>2025-06-01</w:t>
       <w:br/>
       <w:br/>
     </w:r>

--- a/klagomål/A 53023-2019 FSC-klagomål.docx
+++ b/klagomål/A 53023-2019 FSC-klagomål.docx
@@ -673,7 +673,7 @@
     <w:r>
       <w:tab/>
       <w:tab/>
-      <w:t>2025-06-01</w:t>
+      <w:t>2025-06-02</w:t>
       <w:br/>
       <w:br/>
     </w:r>

--- a/klagomål/A 53023-2019 FSC-klagomål.docx
+++ b/klagomål/A 53023-2019 FSC-klagomål.docx
@@ -673,7 +673,7 @@
     <w:r>
       <w:tab/>
       <w:tab/>
-      <w:t>2025-06-02</w:t>
+      <w:t>2025-06-03</w:t>
       <w:br/>
       <w:br/>
     </w:r>

--- a/klagomål/A 53023-2019 FSC-klagomål.docx
+++ b/klagomål/A 53023-2019 FSC-klagomål.docx
@@ -673,7 +673,7 @@
     <w:r>
       <w:tab/>
       <w:tab/>
-      <w:t>2025-06-03</w:t>
+      <w:t>2025-06-04</w:t>
       <w:br/>
       <w:br/>
     </w:r>

--- a/klagomål/A 53023-2019 FSC-klagomål.docx
+++ b/klagomål/A 53023-2019 FSC-klagomål.docx
@@ -673,7 +673,7 @@
     <w:r>
       <w:tab/>
       <w:tab/>
-      <w:t>2025-06-04</w:t>
+      <w:t>2025-06-05</w:t>
       <w:br/>
       <w:br/>
     </w:r>

--- a/klagomål/A 53023-2019 FSC-klagomål.docx
+++ b/klagomål/A 53023-2019 FSC-klagomål.docx
@@ -673,7 +673,7 @@
     <w:r>
       <w:tab/>
       <w:tab/>
-      <w:t>2025-06-13</w:t>
+      <w:t>2025-06-15</w:t>
       <w:br/>
       <w:br/>
     </w:r>

--- a/klagomål/A 53023-2019 FSC-klagomål.docx
+++ b/klagomål/A 53023-2019 FSC-klagomål.docx
@@ -673,7 +673,7 @@
     <w:r>
       <w:tab/>
       <w:tab/>
-      <w:t>2025-06-15</w:t>
+      <w:t>2025-06-16</w:t>
       <w:br/>
       <w:br/>
     </w:r>

--- a/klagomål/A 53023-2019 FSC-klagomål.docx
+++ b/klagomål/A 53023-2019 FSC-klagomål.docx
@@ -673,7 +673,7 @@
     <w:r>
       <w:tab/>
       <w:tab/>
-      <w:t>2025-06-16</w:t>
+      <w:t>2025-06-17</w:t>
       <w:br/>
       <w:br/>
     </w:r>

--- a/klagomål/A 53023-2019 FSC-klagomål.docx
+++ b/klagomål/A 53023-2019 FSC-klagomål.docx
@@ -673,7 +673,7 @@
     <w:r>
       <w:tab/>
       <w:tab/>
-      <w:t>2025-06-17</w:t>
+      <w:t>2025-06-18</w:t>
       <w:br/>
       <w:br/>
     </w:r>

--- a/klagomål/A 53023-2019 FSC-klagomål.docx
+++ b/klagomål/A 53023-2019 FSC-klagomål.docx
@@ -673,7 +673,7 @@
     <w:r>
       <w:tab/>
       <w:tab/>
-      <w:t>2025-06-18</w:t>
+      <w:t>2025-06-19</w:t>
       <w:br/>
       <w:br/>
     </w:r>

--- a/klagomål/A 53023-2019 FSC-klagomål.docx
+++ b/klagomål/A 53023-2019 FSC-klagomål.docx
@@ -673,7 +673,7 @@
     <w:r>
       <w:tab/>
       <w:tab/>
-      <w:t>2025-06-19</w:t>
+      <w:t>2025-06-20</w:t>
       <w:br/>
       <w:br/>
     </w:r>

--- a/klagomål/A 53023-2019 FSC-klagomål.docx
+++ b/klagomål/A 53023-2019 FSC-klagomål.docx
@@ -673,7 +673,7 @@
     <w:r>
       <w:tab/>
       <w:tab/>
-      <w:t>2025-06-20</w:t>
+      <w:t>2025-06-21</w:t>
       <w:br/>
       <w:br/>
     </w:r>

--- a/klagomål/A 53023-2019 FSC-klagomål.docx
+++ b/klagomål/A 53023-2019 FSC-klagomål.docx
@@ -673,7 +673,7 @@
     <w:r>
       <w:tab/>
       <w:tab/>
-      <w:t>2025-06-21</w:t>
+      <w:t>2025-06-22</w:t>
       <w:br/>
       <w:br/>
     </w:r>

--- a/klagomål/A 53023-2019 FSC-klagomål.docx
+++ b/klagomål/A 53023-2019 FSC-klagomål.docx
@@ -673,7 +673,7 @@
     <w:r>
       <w:tab/>
       <w:tab/>
-      <w:t>2025-06-22</w:t>
+      <w:t>2025-06-23</w:t>
       <w:br/>
       <w:br/>
     </w:r>

--- a/klagomål/A 53023-2019 FSC-klagomål.docx
+++ b/klagomål/A 53023-2019 FSC-klagomål.docx
@@ -673,7 +673,7 @@
     <w:r>
       <w:tab/>
       <w:tab/>
-      <w:t>2025-06-23</w:t>
+      <w:t>2025-06-24</w:t>
       <w:br/>
       <w:br/>
     </w:r>

--- a/klagomål/A 53023-2019 FSC-klagomål.docx
+++ b/klagomål/A 53023-2019 FSC-klagomål.docx
@@ -673,7 +673,7 @@
     <w:r>
       <w:tab/>
       <w:tab/>
-      <w:t>2025-06-24</w:t>
+      <w:t>2025-06-25</w:t>
       <w:br/>
       <w:br/>
     </w:r>

--- a/klagomål/A 53023-2019 FSC-klagomål.docx
+++ b/klagomål/A 53023-2019 FSC-klagomål.docx
@@ -673,7 +673,7 @@
     <w:r>
       <w:tab/>
       <w:tab/>
-      <w:t>2025-06-25</w:t>
+      <w:t>2025-06-26</w:t>
       <w:br/>
       <w:br/>
     </w:r>

--- a/klagomål/A 53023-2019 FSC-klagomål.docx
+++ b/klagomål/A 53023-2019 FSC-klagomål.docx
@@ -673,7 +673,7 @@
     <w:r>
       <w:tab/>
       <w:tab/>
-      <w:t>2025-06-26</w:t>
+      <w:t>2025-06-27</w:t>
       <w:br/>
       <w:br/>
     </w:r>

--- a/klagomål/A 53023-2019 FSC-klagomål.docx
+++ b/klagomål/A 53023-2019 FSC-klagomål.docx
@@ -673,7 +673,7 @@
     <w:r>
       <w:tab/>
       <w:tab/>
-      <w:t>2025-06-27</w:t>
+      <w:t>2025-06-28</w:t>
       <w:br/>
       <w:br/>
     </w:r>

--- a/klagomål/A 53023-2019 FSC-klagomål.docx
+++ b/klagomål/A 53023-2019 FSC-klagomål.docx
@@ -673,7 +673,7 @@
     <w:r>
       <w:tab/>
       <w:tab/>
-      <w:t>2025-06-28</w:t>
+      <w:t>2025-06-29</w:t>
       <w:br/>
       <w:br/>
     </w:r>

--- a/klagomål/A 53023-2019 FSC-klagomål.docx
+++ b/klagomål/A 53023-2019 FSC-klagomål.docx
@@ -673,7 +673,7 @@
     <w:r>
       <w:tab/>
       <w:tab/>
-      <w:t>2025-06-29</w:t>
+      <w:t>2025-06-30</w:t>
       <w:br/>
       <w:br/>
     </w:r>

--- a/klagomål/A 53023-2019 FSC-klagomål.docx
+++ b/klagomål/A 53023-2019 FSC-klagomål.docx
@@ -673,7 +673,7 @@
     <w:r>
       <w:tab/>
       <w:tab/>
-      <w:t>2025-06-30</w:t>
+      <w:t>2025-07-01</w:t>
       <w:br/>
       <w:br/>
     </w:r>

--- a/klagomål/A 53023-2019 FSC-klagomål.docx
+++ b/klagomål/A 53023-2019 FSC-klagomål.docx
@@ -673,7 +673,7 @@
     <w:r>
       <w:tab/>
       <w:tab/>
-      <w:t>2025-07-01</w:t>
+      <w:t>2025-07-02</w:t>
       <w:br/>
       <w:br/>
     </w:r>

--- a/klagomål/A 53023-2019 FSC-klagomål.docx
+++ b/klagomål/A 53023-2019 FSC-klagomål.docx
@@ -673,7 +673,7 @@
     <w:r>
       <w:tab/>
       <w:tab/>
-      <w:t>2025-07-02</w:t>
+      <w:t>2025-07-03</w:t>
       <w:br/>
       <w:br/>
     </w:r>

--- a/klagomål/A 53023-2019 FSC-klagomål.docx
+++ b/klagomål/A 53023-2019 FSC-klagomål.docx
@@ -673,7 +673,7 @@
     <w:r>
       <w:tab/>
       <w:tab/>
-      <w:t>2025-07-03</w:t>
+      <w:t>2025-07-04</w:t>
       <w:br/>
       <w:br/>
     </w:r>

--- a/klagomål/A 53023-2019 FSC-klagomål.docx
+++ b/klagomål/A 53023-2019 FSC-klagomål.docx
@@ -673,7 +673,7 @@
     <w:r>
       <w:tab/>
       <w:tab/>
-      <w:t>2025-07-04</w:t>
+      <w:t>2025-07-05</w:t>
       <w:br/>
       <w:br/>
     </w:r>

--- a/klagomål/A 53023-2019 FSC-klagomål.docx
+++ b/klagomål/A 53023-2019 FSC-klagomål.docx
@@ -673,7 +673,7 @@
     <w:r>
       <w:tab/>
       <w:tab/>
-      <w:t>2025-07-05</w:t>
+      <w:t>2025-07-06</w:t>
       <w:br/>
       <w:br/>
     </w:r>

--- a/klagomål/A 53023-2019 FSC-klagomål.docx
+++ b/klagomål/A 53023-2019 FSC-klagomål.docx
@@ -673,7 +673,7 @@
     <w:r>
       <w:tab/>
       <w:tab/>
-      <w:t>2025-07-06</w:t>
+      <w:t>2025-07-07</w:t>
       <w:br/>
       <w:br/>
     </w:r>

--- a/klagomål/A 53023-2019 FSC-klagomål.docx
+++ b/klagomål/A 53023-2019 FSC-klagomål.docx
@@ -163,7 +163,7 @@
         <w:pStyle w:val="Title"/>
       </w:pPr>
       <w:r>
-        <w:t>Inledande FSC- /PEFC-klagomål – information om höga naturvärden i avverkningsanmälan A 53023-2019 i Krokoms kommun</w:t>
+        <w:t>Inledande FSC- /PEFC-klagomål – information om höga naturvärden och fridlysta arter i avverkningsanmälan A 53023-2019 i Krokoms kommun</w:t>
       </w:r>
     </w:p>
     <w:p>
@@ -173,7 +173,7 @@
     </w:p>
     <w:p>
       <w:r>
-        <w:t>Nedan presenteras fynd av naturvårdsarter som gjorts i det avverkningsanmälda området, samt relevanta utdrag ur standarderna för FSC, Chain of Custody, Controlled Wood och PEFC.</w:t>
+        <w:t>Nedan presenteras fynd av naturvårdsarter och fridlysta arter som gjorts i det avverkningsanmälda området, samt relevanta utdrag ur standarderna för FSC, Chain of Custody, Controlled Wood och PEFC.</w:t>
       </w:r>
     </w:p>
     <w:p>
@@ -191,7 +191,7 @@
     </w:p>
     <w:p>
       <w:r>
-        <w:t>I avverkningsanmälan har följande 2 naturvårdsarter hittats: tallticka (NT) och vitgrynig nållav (NT). Av dessa är 2 rödlistade. För rödlistade arter har rödlistekategorin angivits inom parentes.</w:t>
+        <w:t>I avverkningsanmälan har följande 3 naturvårdsarter hittats: tallticka (NT), vitgrynig nållav (NT) och blåsippa (§9). Av dessa är 2 rödlistade. För rödlistade arter har rödlistekategorin angivits inom parentes. För fridlysta arter anges även paragrafen i Artskyddsförordningen som arten är fridlyst enligt.</w:t>
       </w:r>
     </w:p>
     <w:p>
@@ -266,6 +266,19 @@
       </w:r>
       <w:r>
         <w:t xml:space="preserve"> växer nästan uteslutande på bark av gamla, senvuxna granar i skuggiga lägen med hög och jämn luftfuktighet. Den vanligaste naturtypen för arten är kontinuitetsskogar på frisk mark men den finns också i sumpgranskogar. På lång sikt utgör avverkningar av olikåldriga granskogar av naturskogskaraktär ett allvarligt hot mot arten och skogsbruksåtgärder på eller i närheten av växtplatserna bör undvikas. Naturskogsartade, fuktiga granskogar med förekomster av arten signalerar höga biologiska värden och bör bevaras (SLU Artdatabanken, 2024; Nitare &amp; Skogsstyrelsen, 2019).</w:t>
+      </w:r>
+    </w:p>
+    <w:p>
+      <w:pPr>
+        <w:pStyle w:val="Heading1"/>
+      </w:pPr>
+      <w:r>
+        <w:t>Fridlysta arter</w:t>
+      </w:r>
+    </w:p>
+    <w:p>
+      <w:r>
+        <w:t>Följande fridlysta arter har sina livsmiljöer och växtplatser i den avverkningsanmälda skogen: blåsippa (§9).</w:t>
       </w:r>
     </w:p>
     <w:p>
@@ -358,7 +371,7 @@
         <w:rPr>
           <w:i/>
         </w:rPr>
-        <w:t>I det avverkningsanmälda skogsområdet har 2 naturvårdsarter varav 2 rödlistade arter sina livsmiljöer och växtplatser.</w:t>
+        <w:t>I det avverkningsanmälda skogsområdet har 3 naturvårdsarter varav 2 rödlistade arter sina livsmiljöer och växtplatser.</w:t>
       </w:r>
     </w:p>
     <w:p>
@@ -673,7 +686,7 @@
     <w:r>
       <w:tab/>
       <w:tab/>
-      <w:t>2025-07-07</w:t>
+      <w:t>2025-07-08</w:t>
       <w:br/>
       <w:br/>
     </w:r>

--- a/klagomål/A 53023-2019 FSC-klagomål.docx
+++ b/klagomål/A 53023-2019 FSC-klagomål.docx
@@ -686,7 +686,7 @@
     <w:r>
       <w:tab/>
       <w:tab/>
-      <w:t>2025-07-08</w:t>
+      <w:t>2025-07-09</w:t>
       <w:br/>
       <w:br/>
     </w:r>

--- a/klagomål/A 53023-2019 FSC-klagomål.docx
+++ b/klagomål/A 53023-2019 FSC-klagomål.docx
@@ -686,7 +686,7 @@
     <w:r>
       <w:tab/>
       <w:tab/>
-      <w:t>2025-07-09</w:t>
+      <w:t>2025-07-11</w:t>
       <w:br/>
       <w:br/>
     </w:r>

--- a/klagomål/A 53023-2019 FSC-klagomål.docx
+++ b/klagomål/A 53023-2019 FSC-klagomål.docx
@@ -686,7 +686,7 @@
     <w:r>
       <w:tab/>
       <w:tab/>
-      <w:t>2025-07-11</w:t>
+      <w:t>2025-07-12</w:t>
       <w:br/>
       <w:br/>
     </w:r>

--- a/klagomål/A 53023-2019 FSC-klagomål.docx
+++ b/klagomål/A 53023-2019 FSC-klagomål.docx
@@ -686,7 +686,7 @@
     <w:r>
       <w:tab/>
       <w:tab/>
-      <w:t>2025-07-12</w:t>
+      <w:t>2025-07-13</w:t>
       <w:br/>
       <w:br/>
     </w:r>

--- a/klagomål/A 53023-2019 FSC-klagomål.docx
+++ b/klagomål/A 53023-2019 FSC-klagomål.docx
@@ -686,7 +686,7 @@
     <w:r>
       <w:tab/>
       <w:tab/>
-      <w:t>2025-07-13</w:t>
+      <w:t>2025-07-14</w:t>
       <w:br/>
       <w:br/>
     </w:r>

--- a/klagomål/A 53023-2019 FSC-klagomål.docx
+++ b/klagomål/A 53023-2019 FSC-klagomål.docx
@@ -686,7 +686,7 @@
     <w:r>
       <w:tab/>
       <w:tab/>
-      <w:t>2025-08-06</w:t>
+      <w:t>2025-08-09</w:t>
       <w:br/>
       <w:br/>
     </w:r>
